--- a/document-service/templates/maatwerkkunststof/packing-slip.docx
+++ b/document-service/templates/maatwerkkunststof/packing-slip.docx
@@ -46,7 +46,7 @@
                 <w:sz w:val="48"/>
                 <w:position w:val="22"/>
               </w:rPr>
-              <w:t xml:space="preserve">Pakbon</w:t>
+              <w:t xml:space="preserve">  Pakbon</w:t>
             </w:r>
           </w:p>
           <w:p>
@@ -61,6 +61,48 @@
                 <w:sz w:val="20"/>
               </w:rPr>
               <w:t>Maatwerkkunststof.nl</w:t>
+            </w:r>
+          </w:p>
+          <w:p>
+            <w:pPr>
+              <w:spacing w:before="0" w:after="100" w:line="269" w:lineRule="auto"/>
+            </w:pPr>
+            <w:r>
+              <w:rPr>
+                <w:rFonts w:ascii="Arial" w:hAnsi="Arial"/>
+                <w:b w:val="0"/>
+                <w:color w:val="111111"/>
+                <w:sz w:val="17"/>
+              </w:rPr>
+              <w:t>TJ Worx h.o.d.n. Maatwerkkunststof.nl</w:t>
+            </w:r>
+          </w:p>
+          <w:p>
+            <w:pPr>
+              <w:spacing w:before="0" w:after="0" w:line="269" w:lineRule="auto"/>
+            </w:pPr>
+            <w:r>
+              <w:rPr>
+                <w:rFonts w:ascii="Arial" w:hAnsi="Arial"/>
+                <w:b w:val="0"/>
+                <w:color w:val="111111"/>
+                <w:sz w:val="17"/>
+              </w:rPr>
+              <w:t>Sint-Jacobstraat 27  |  3011 DK Rotterdam</w:t>
+            </w:r>
+          </w:p>
+          <w:p>
+            <w:pPr>
+              <w:spacing w:before="0" w:after="0" w:line="269" w:lineRule="auto"/>
+            </w:pPr>
+            <w:r>
+              <w:rPr>
+                <w:rFonts w:ascii="Arial" w:hAnsi="Arial"/>
+                <w:b w:val="0"/>
+                <w:color w:val="111111"/>
+                <w:sz w:val="17"/>
+              </w:rPr>
+              <w:t>KvK 93627149  |  BTW NL866472411B01</w:t>
             </w:r>
           </w:p>
           <w:p>
@@ -814,7 +856,7 @@
         <w:color w:val="111111"/>
         <w:sz w:val="16"/>
       </w:rPr>
-      <w:t>Maatwerkkunststof.nl</w:t>
+      <w:t>Maatwerkkunststof.nl  -  onderdeel van TJ Worx</w:t>
     </w:r>
   </w:p>
   <w:p>

--- a/document-service/templates/maatwerkkunststof/packing-slip.docx
+++ b/document-service/templates/maatwerkkunststof/packing-slip.docx
@@ -60,35 +60,7 @@
                 <w:color w:val="111111"/>
                 <w:sz w:val="20"/>
               </w:rPr>
-              <w:t>Maatwerkkunststof.nl</w:t>
-            </w:r>
-          </w:p>
-          <w:p>
-            <w:pPr>
-              <w:spacing w:before="0" w:after="100" w:line="269" w:lineRule="auto"/>
-            </w:pPr>
-            <w:r>
-              <w:rPr>
-                <w:rFonts w:ascii="Arial" w:hAnsi="Arial"/>
-                <w:b w:val="0"/>
-                <w:color w:val="111111"/>
-                <w:sz w:val="17"/>
-              </w:rPr>
-              <w:t>TJ Worx h.o.d.n. Maatwerkkunststof.nl</w:t>
-            </w:r>
-          </w:p>
-          <w:p>
-            <w:pPr>
-              <w:spacing w:before="0" w:after="0" w:line="269" w:lineRule="auto"/>
-            </w:pPr>
-            <w:r>
-              <w:rPr>
-                <w:rFonts w:ascii="Arial" w:hAnsi="Arial"/>
-                <w:b w:val="0"/>
-                <w:color w:val="111111"/>
-                <w:sz w:val="17"/>
-              </w:rPr>
-              <w:t>Sint-Jacobstraat 27  |  3011 DK Rotterdam</w:t>
+              <w:t>TJ Worx</w:t>
             </w:r>
           </w:p>
           <w:p>
@@ -103,20 +75,6 @@
                 <w:sz w:val="17"/>
               </w:rPr>
               <w:t>KvK 93627149  |  BTW NL866472411B01</w:t>
-            </w:r>
-          </w:p>
-          <w:p>
-            <w:pPr>
-              <w:spacing w:before="0" w:after="0" w:line="269" w:lineRule="auto"/>
-            </w:pPr>
-            <w:r>
-              <w:rPr>
-                <w:rFonts w:ascii="Arial" w:hAnsi="Arial"/>
-                <w:b w:val="0"/>
-                <w:color w:val="111111"/>
-                <w:sz w:val="17"/>
-              </w:rPr>
-              <w:t>www.maatwerkkunststof.nl</w:t>
             </w:r>
           </w:p>
         </w:tc>
@@ -155,8 +113,7 @@
               <w:rPr>
                 <w:rFonts w:ascii="Arial" w:hAnsi="Arial"/>
                 <w:b/>
-                <w:color w:val="111111"/>
-                <w:sz w:val="21"/>
+                <w:sz w:val="18"/>
               </w:rPr>
               <w:t>{{packing_slip_number}}</w:t>
             </w:r>
@@ -169,26 +126,36 @@
             <w:r>
               <w:rPr>
                 <w:rFonts w:ascii="Arial" w:hAnsi="Arial"/>
-                <w:b w:val="0"/>
-                <w:color w:val="111111"/>
                 <w:sz w:val="17"/>
               </w:rPr>
-              <w:t>Pakbondatum  {{packing_slip_date}}</w:t>
+              <w:t xml:space="preserve">Pakbondatum  </w:t>
+            </w:r>
+            <w:r>
+              <w:rPr>
+                <w:rFonts w:ascii="Arial" w:hAnsi="Arial"/>
+                <w:sz w:val="17"/>
+              </w:rPr>
+              <w:t>{{packing_slip_date}}</w:t>
             </w:r>
           </w:p>
           <w:p>
             <w:pPr>
-              <w:spacing w:before="0" w:after="0" w:line="269" w:lineRule="auto"/>
+              <w:spacing w:before="0" w:after="0"/>
               <w:jc w:val="right"/>
             </w:pPr>
             <w:r>
               <w:rPr>
                 <w:rFonts w:ascii="Arial" w:hAnsi="Arial"/>
-                <w:b w:val="0"/>
-                <w:color w:val="111111"/>
                 <w:sz w:val="17"/>
               </w:rPr>
-              <w:t>Leverdatum  {{delivery_date}}</w:t>
+              <w:t xml:space="preserve">Leverdatum  </w:t>
+            </w:r>
+            <w:r>
+              <w:rPr>
+                <w:rFonts w:ascii="Arial" w:hAnsi="Arial"/>
+                <w:sz w:val="17"/>
+              </w:rPr>
+              <w:t>{{delivery_date}}</w:t>
             </w:r>
           </w:p>
         </w:tc>
@@ -272,7 +239,6 @@
               <w:rPr>
                 <w:rFonts w:ascii="Arial" w:hAnsi="Arial"/>
                 <w:b/>
-                <w:color w:val="111111"/>
                 <w:sz w:val="18"/>
               </w:rPr>
               <w:t>{{shipping_company}}</w:t>
@@ -286,7 +252,6 @@
               <w:rPr>
                 <w:rFonts w:ascii="Arial" w:hAnsi="Arial"/>
                 <w:b w:val="0"/>
-                <w:color w:val="111111"/>
                 <w:sz w:val="17"/>
               </w:rPr>
               <w:t>{{shipping_attention}}</w:t>
@@ -300,7 +265,6 @@
               <w:rPr>
                 <w:rFonts w:ascii="Arial" w:hAnsi="Arial"/>
                 <w:b w:val="0"/>
-                <w:color w:val="111111"/>
                 <w:sz w:val="17"/>
               </w:rPr>
               <w:t>{{shipping_street}}</w:t>
@@ -314,7 +278,6 @@
               <w:rPr>
                 <w:rFonts w:ascii="Arial" w:hAnsi="Arial"/>
                 <w:b w:val="0"/>
-                <w:color w:val="111111"/>
                 <w:sz w:val="17"/>
               </w:rPr>
               <w:t>{{shipping_postal_city}}</w:t>
@@ -328,7 +291,6 @@
               <w:rPr>
                 <w:rFonts w:ascii="Arial" w:hAnsi="Arial"/>
                 <w:b w:val="0"/>
-                <w:color w:val="111111"/>
                 <w:sz w:val="17"/>
               </w:rPr>
               <w:t>{{shipping_country}}</w:t>
@@ -411,8 +373,7 @@
                     <w:rPr>
                       <w:rFonts w:ascii="Arial" w:hAnsi="Arial"/>
                       <w:b w:val="0"/>
-                      <w:color w:val="111111"/>
-                      <w:sz w:val="17"/>
+                      <w:sz w:val="16"/>
                     </w:rPr>
                     <w:t>{{customer_reference}}</w:t>
                   </w:r>
@@ -464,7 +425,6 @@
                     <w:rPr>
                       <w:rFonts w:ascii="Arial" w:hAnsi="Arial"/>
                       <w:b w:val="0"/>
-                      <w:color w:val="111111"/>
                       <w:sz w:val="17"/>
                     </w:rPr>
                     <w:t>{{order_number}}</w:t>
@@ -514,6 +474,9 @@
         <w:gridCol w:w="1899"/>
       </w:tblGrid>
       <w:tr>
+        <w:trPr>
+          <w:tblHeader/>
+        </w:trPr>
         <w:tc>
           <w:tcPr>
             <w:tcW w:type="dxa" w:w="680"/>
@@ -531,6 +494,7 @@
           <w:p>
             <w:pPr>
               <w:spacing w:before="0" w:after="100" w:line="269" w:lineRule="auto"/>
+              <w:keepNext/>
             </w:pPr>
             <w:r>
               <w:rPr>
@@ -560,6 +524,7 @@
           <w:p>
             <w:pPr>
               <w:spacing w:before="0" w:after="100" w:line="269" w:lineRule="auto"/>
+              <w:keepNext/>
             </w:pPr>
             <w:r>
               <w:rPr>
@@ -590,6 +555,7 @@
             <w:pPr>
               <w:spacing w:before="0" w:after="100" w:line="269" w:lineRule="auto"/>
               <w:jc w:val="right"/>
+              <w:keepNext/>
             </w:pPr>
             <w:r>
               <w:rPr>
@@ -620,6 +586,7 @@
             <w:pPr>
               <w:spacing w:before="0" w:after="100" w:line="269" w:lineRule="auto"/>
               <w:jc w:val="right"/>
+              <w:keepNext/>
             </w:pPr>
             <w:r>
               <w:rPr>
@@ -634,30 +601,16 @@
         </w:tc>
       </w:tr>
       <w:tr>
-        <w:trPr>
-          <w:trHeight w:val="567" w:hRule="atLeast"/>
-        </w:trPr>
         <w:tc>
           <w:tcPr>
             <w:tcW w:type="dxa" w:w="680"/>
-            <w:tcMar>
-              <w:top w:w="165" w:type="dxa"/>
-              <w:start w:w="0" w:type="dxa"/>
-              <w:bottom w:w="75" w:type="dxa"/>
-              <w:end w:w="0" w:type="dxa"/>
-            </w:tcMar>
+            <w:vAlign w:val="center"/>
           </w:tcPr>
           <w:p>
             <w:pPr>
-              <w:spacing w:before="0" w:after="0" w:line="269" w:lineRule="auto"/>
+              <w:spacing w:after="180" w:before="140"/>
             </w:pPr>
             <w:r>
-              <w:rPr>
-                <w:rFonts w:ascii="Arial" w:hAnsi="Arial"/>
-                <w:b w:val="0"/>
-                <w:color w:val="111111"/>
-                <w:sz w:val="17"/>
-              </w:rPr>
               <w:t>1</w:t>
             </w:r>
           </w:p>
@@ -665,52 +618,29 @@
         <w:tc>
           <w:tcPr>
             <w:tcW w:type="dxa" w:w="6265"/>
-            <w:tcMar>
-              <w:top w:w="165" w:type="dxa"/>
-              <w:start w:w="0" w:type="dxa"/>
-              <w:bottom w:w="75" w:type="dxa"/>
-              <w:end w:w="0" w:type="dxa"/>
-            </w:tcMar>
+            <w:vAlign w:val="center"/>
           </w:tcPr>
           <w:p>
             <w:pPr>
-              <w:spacing w:before="0" w:after="60" w:line="269" w:lineRule="auto"/>
+              <w:spacing w:after="180" w:before="140"/>
             </w:pPr>
             <w:r>
-              <w:rPr>
-                <w:rFonts w:ascii="Arial" w:hAnsi="Arial"/>
-                <w:b/>
-                <w:color w:val="111111"/>
-                <w:sz w:val="18"/>
-              </w:rPr>
               <w:t>{{item_description}}</w:t>
             </w:r>
           </w:p>
           <w:p>
             <w:pPr>
-              <w:spacing w:before="0" w:after="120" w:line="269" w:lineRule="auto"/>
+              <w:spacing w:after="180" w:before="140"/>
             </w:pPr>
             <w:r>
-              <w:rPr>
-                <w:rFonts w:ascii="Arial" w:hAnsi="Arial"/>
-                <w:b w:val="0"/>
-                <w:color w:val="111111"/>
-                <w:sz w:val="17"/>
-              </w:rPr>
               <w:t>{{item_details}}</w:t>
             </w:r>
           </w:p>
           <w:p>
             <w:pPr>
-              <w:spacing w:before="0" w:after="0" w:line="269" w:lineRule="auto"/>
+              <w:spacing w:after="180" w:before="140"/>
             </w:pPr>
             <w:r>
-              <w:rPr>
-                <w:rFonts w:ascii="Arial" w:hAnsi="Arial"/>
-                <w:b w:val="0"/>
-                <w:color w:val="111111"/>
-                <w:sz w:val="17"/>
-              </w:rPr>
               <w:t>{{item_notes}}</w:t>
             </w:r>
           </w:p>
@@ -718,25 +648,13 @@
         <w:tc>
           <w:tcPr>
             <w:tcW w:type="dxa" w:w="1020"/>
-            <w:tcMar>
-              <w:top w:w="165" w:type="dxa"/>
-              <w:start w:w="0" w:type="dxa"/>
-              <w:bottom w:w="75" w:type="dxa"/>
-              <w:end w:w="0" w:type="dxa"/>
-            </w:tcMar>
+            <w:vAlign w:val="center"/>
           </w:tcPr>
           <w:p>
             <w:pPr>
-              <w:spacing w:before="0" w:after="0" w:line="269" w:lineRule="auto"/>
-              <w:jc w:val="right"/>
+              <w:spacing w:after="180" w:before="140"/>
             </w:pPr>
             <w:r>
-              <w:rPr>
-                <w:rFonts w:ascii="Arial" w:hAnsi="Arial"/>
-                <w:b w:val="0"/>
-                <w:color w:val="111111"/>
-                <w:sz w:val="17"/>
-              </w:rPr>
               <w:t>{{qty}}</w:t>
             </w:r>
           </w:p>
@@ -744,31 +662,44 @@
         <w:tc>
           <w:tcPr>
             <w:tcW w:type="dxa" w:w="1899"/>
-            <w:tcMar>
-              <w:top w:w="165" w:type="dxa"/>
-              <w:start w:w="0" w:type="dxa"/>
-              <w:bottom w:w="75" w:type="dxa"/>
-              <w:end w:w="0" w:type="dxa"/>
-            </w:tcMar>
+            <w:vAlign w:val="center"/>
           </w:tcPr>
           <w:p>
             <w:pPr>
-              <w:spacing w:before="0" w:after="0" w:line="269" w:lineRule="auto"/>
-              <w:jc w:val="right"/>
+              <w:spacing w:after="180" w:before="140"/>
             </w:pPr>
             <w:r>
-              <w:rPr>
-                <w:rFonts w:ascii="Arial" w:hAnsi="Arial"/>
-                <w:b/>
-                <w:color w:val="111111"/>
-                <w:sz w:val="17"/>
-              </w:rPr>
               <w:t>{{delivered_qty}}</w:t>
             </w:r>
           </w:p>
         </w:tc>
       </w:tr>
     </w:tbl>
+    <w:p>
+      <w:pPr>
+        <w:spacing w:before="260" w:after="60"/>
+      </w:pPr>
+      <w:r>
+        <w:rPr>
+          <w:rFonts w:ascii="Arial" w:hAnsi="Arial"/>
+          <w:b/>
+          <w:sz w:val="18"/>
+        </w:rPr>
+        <w:t>Opmerkingen voor ontvanger</w:t>
+      </w:r>
+    </w:p>
+    <w:p>
+      <w:pPr>
+        <w:spacing w:after="120"/>
+      </w:pPr>
+      <w:r>
+        <w:rPr>
+          <w:rFonts w:ascii="Arial" w:hAnsi="Arial"/>
+          <w:sz w:val="17"/>
+        </w:rPr>
+        <w:t>{{delivery_notes}}</w:t>
+      </w:r>
+    </w:p>
     <w:p>
       <w:pPr>
         <w:spacing w:before="0" w:after="0" w:line="440" w:lineRule="exact"/>
@@ -814,15 +745,6 @@
         </w:rPr>
       </w:r>
     </w:p>
-    <w:p>
-      <w:pPr>
-        <w:spacing w:before="0" w:after="0" w:line="264" w:lineRule="auto"/>
-        <w:jc w:val="left"/>
-      </w:pPr>
-      <w:r>
-        <w:t>Opmerkingen: {{delivery_notes}}</w:t>
-      </w:r>
-    </w:p>
     <w:sectPr>
       <w:footerReference w:type="default" r:id="rId9"/>
       <w:pgSz w:w="11906" w:h="16838"/>
@@ -838,39 +760,60 @@
 <w:ftr xmlns:m="http://schemas.openxmlformats.org/officeDocument/2006/math" xmlns:mc="http://schemas.openxmlformats.org/markup-compatibility/2006" xmlns:mo="http://schemas.microsoft.com/office/mac/office/2008/main" xmlns:mv="urn:schemas-microsoft-com:mac:vml" xmlns:o="urn:schemas-microsoft-com:office:office" xmlns:r="http://schemas.openxmlformats.org/officeDocument/2006/relationships" xmlns:v="urn:schemas-microsoft-com:vml" xmlns:w10="urn:schemas-microsoft-com:office:word" xmlns:w14="http://schemas.microsoft.com/office/word/2010/wordml" xmlns:w="http://schemas.openxmlformats.org/wordprocessingml/2006/main" xmlns:wne="http://schemas.microsoft.com/office/word/2006/wordml" xmlns:wp14="http://schemas.microsoft.com/office/word/2010/wordprocessingDrawing" xmlns:wp="http://schemas.openxmlformats.org/drawingml/2006/wordprocessingDrawing" xmlns:wpc="http://schemas.microsoft.com/office/word/2010/wordprocessingCanvas" xmlns:wpg="http://schemas.microsoft.com/office/word/2010/wordprocessingGroup" xmlns:wpi="http://schemas.microsoft.com/office/word/2010/wordprocessingInk" xmlns:wps="http://schemas.microsoft.com/office/word/2010/wordprocessingShape" mc:Ignorable="w14 wp14">
   <w:p>
     <w:pPr>
-      <w:pStyle w:val="Footer"/>
-      <w:spacing w:before="0" w:after="160" w:line="240" w:lineRule="auto"/>
-      <w:pBdr>
-        <w:bottom w:val="single" w:sz="5" w:color="111111" w:space="1"/>
-      </w:pBdr>
-    </w:pPr>
-  </w:p>
-  <w:p>
-    <w:pPr>
-      <w:spacing w:before="0" w:after="0" w:line="269" w:lineRule="auto"/>
+      <w:spacing w:before="0" w:after="0"/>
+      <w:jc w:val="right"/>
     </w:pPr>
     <w:r>
       <w:rPr>
-        <w:rFonts w:ascii="Arial" w:hAnsi="Arial"/>
-        <w:b w:val="0"/>
-        <w:color w:val="111111"/>
-        <w:sz w:val="16"/>
-      </w:rPr>
-      <w:t>Maatwerkkunststof.nl  -  onderdeel van TJ Worx</w:t>
+        <w:color w:val="6C6C6C"/>
+        <w:sz w:val="18"/>
+      </w:rPr>
+      <w:t xml:space="preserve">Pagina </w:t>
     </w:r>
-  </w:p>
-  <w:p>
-    <w:pPr>
-      <w:spacing w:before="0" w:after="0" w:line="269" w:lineRule="auto"/>
-    </w:pPr>
     <w:r>
-      <w:rPr>
-        <w:rFonts w:ascii="Arial" w:hAnsi="Arial"/>
-        <w:b w:val="0"/>
-        <w:color w:val="111111"/>
-        <w:sz w:val="15"/>
-      </w:rPr>
-      <w:t>Op alle leveringen zijn onze algemene voorwaarden van toepassing.</w:t>
+      <w:fldChar w:fldCharType="begin"/>
+    </w:r>
+    <w:r>
+      <w:instrText xml:space="preserve"> PAGE </w:instrText>
+    </w:r>
+    <w:r>
+      <w:fldChar w:fldCharType="separate"/>
+    </w:r>
+    <w:r>
+      <w:rPr>
+        <w:color w:val="6C6C6C"/>
+        <w:sz w:val="18"/>
+      </w:rPr>
+      <w:t>1</w:t>
+    </w:r>
+    <w:r>
+      <w:fldChar w:fldCharType="end"/>
+    </w:r>
+    <w:r>
+      <w:rPr>
+        <w:color w:val="6C6C6C"/>
+        <w:sz w:val="18"/>
+      </w:rPr>
+      <w:t>/</w:t>
+    </w:r>
+    <w:r>
+      <w:fldChar w:fldCharType="begin"/>
+    </w:r>
+    <w:r>
+      <w:instrText xml:space="preserve"> NUMPAGES </w:instrText>
+    </w:r>
+    <w:r>
+      <w:fldChar w:fldCharType="separate"/>
+    </w:r>
+    <w:r>
+      <w:rPr>
+        <w:color w:val="6C6C6C"/>
+        <w:sz w:val="18"/>
+      </w:rPr>
+      <w:t>1</w:t>
+    </w:r>
+    <w:r>
+      <w:fldChar w:fldCharType="end"/>
     </w:r>
   </w:p>
 </w:ftr>
